--- a/문서/2021182007_김지호/김지호_작업일지_27주차.docx
+++ b/문서/2021182007_김지호/김지호_작업일지_27주차.docx
@@ -226,11 +226,6 @@
       </w:r>
     </w:p>
     <w:p>
-      <w:pPr>
-        <w:rPr>
-          <w:rFonts w:hint="eastAsia"/>
-        </w:rPr>
-      </w:pPr>
       <w:r>
         <w:tab/>
       </w:r>
@@ -245,20 +240,159 @@
       <w:r>
         <w:tab/>
       </w:r>
+      <w:r>
+        <w:drawing>
+          <wp:inline distT="0" distB="0" distL="0" distR="0" wp14:anchorId="4F476C75" wp14:editId="02189A87">
+            <wp:extent cx="3825572" cy="2857748"/>
+            <wp:effectExtent l="0" t="0" r="3810" b="0"/>
+            <wp:docPr id="2054793848" name="그림 1"/>
+            <wp:cNvGraphicFramePr>
+              <a:graphicFrameLocks xmlns:a="http://schemas.openxmlformats.org/drawingml/2006/main" noChangeAspect="1"/>
+            </wp:cNvGraphicFramePr>
+            <a:graphic xmlns:a="http://schemas.openxmlformats.org/drawingml/2006/main">
+              <a:graphicData uri="http://schemas.openxmlformats.org/drawingml/2006/picture">
+                <pic:pic xmlns:pic="http://schemas.openxmlformats.org/drawingml/2006/picture">
+                  <pic:nvPicPr>
+                    <pic:cNvPr id="2054793848" name=""/>
+                    <pic:cNvPicPr/>
+                  </pic:nvPicPr>
+                  <pic:blipFill>
+                    <a:blip r:embed="rId7"/>
+                    <a:stretch>
+                      <a:fillRect/>
+                    </a:stretch>
+                  </pic:blipFill>
+                  <pic:spPr>
+                    <a:xfrm>
+                      <a:off x="0" y="0"/>
+                      <a:ext cx="3825572" cy="2857748"/>
+                    </a:xfrm>
+                    <a:prstGeom prst="rect">
+                      <a:avLst/>
+                    </a:prstGeom>
+                  </pic:spPr>
+                </pic:pic>
+              </a:graphicData>
+            </a:graphic>
+          </wp:inline>
+        </w:drawing>
+      </w:r>
     </w:p>
     <w:p>
-      <w:pPr>
+      <w:r>
+        <w:tab/>
+      </w:r>
+      <w:r>
+        <w:t>가오리</w:t>
+      </w:r>
+      <w:r>
         <w:rPr>
           <w:rFonts w:hint="eastAsia"/>
         </w:rPr>
-      </w:pPr>
-      <w:r>
-        <w:tab/>
+        <w:t xml:space="preserve"> </w:t>
+      </w:r>
+      <w:r>
+        <w:t>형태의</w:t>
       </w:r>
       <w:r>
         <w:rPr>
           <w:rFonts w:hint="eastAsia"/>
         </w:rPr>
+        <w:t xml:space="preserve"> </w:t>
+      </w:r>
+      <w:r>
+        <w:t>몬스터</w:t>
+      </w:r>
+      <w:r>
+        <w:rPr>
+          <w:rFonts w:hint="eastAsia"/>
+        </w:rPr>
+        <w:t xml:space="preserve"> </w:t>
+      </w:r>
+      <w:r>
+        <w:t>작업</w:t>
+      </w:r>
+      <w:r>
+        <w:rPr>
+          <w:rFonts w:hint="eastAsia"/>
+        </w:rPr>
+        <w:t xml:space="preserve"> 예정</w:t>
+      </w:r>
+    </w:p>
+    <w:p>
+      <w:pPr>
+        <w:rPr>
+          <w:rFonts w:hint="eastAsia"/>
+        </w:rPr>
+      </w:pPr>
+      <w:r>
+        <w:rPr>
+          <w:noProof/>
+        </w:rPr>
+        <w:drawing>
+          <wp:inline distT="0" distB="0" distL="0" distR="0" wp14:anchorId="5B85EA0E" wp14:editId="17A1877C">
+            <wp:extent cx="3608403" cy="2209800"/>
+            <wp:effectExtent l="0" t="0" r="0" b="0"/>
+            <wp:docPr id="1227672083" name="그림 2"/>
+            <wp:cNvGraphicFramePr>
+              <a:graphicFrameLocks xmlns:a="http://schemas.openxmlformats.org/drawingml/2006/main" noChangeAspect="1"/>
+            </wp:cNvGraphicFramePr>
+            <a:graphic xmlns:a="http://schemas.openxmlformats.org/drawingml/2006/main">
+              <a:graphicData uri="http://schemas.openxmlformats.org/drawingml/2006/picture">
+                <pic:pic xmlns:pic="http://schemas.openxmlformats.org/drawingml/2006/picture">
+                  <pic:nvPicPr>
+                    <pic:cNvPr id="0" name="Picture 2"/>
+                    <pic:cNvPicPr>
+                      <a:picLocks noChangeAspect="1" noChangeArrowheads="1"/>
+                    </pic:cNvPicPr>
+                  </pic:nvPicPr>
+                  <pic:blipFill rotWithShape="1">
+                    <a:blip r:embed="rId8" cstate="print">
+                      <a:extLst>
+                        <a:ext uri="{28A0092B-C50C-407E-A947-70E740481C1C}">
+                          <a14:useLocalDpi xmlns:a14="http://schemas.microsoft.com/office/drawing/2010/main" val="0"/>
+                        </a:ext>
+                      </a:extLst>
+                    </a:blip>
+                    <a:srcRect t="22768" b="15992"/>
+                    <a:stretch>
+                      <a:fillRect/>
+                    </a:stretch>
+                  </pic:blipFill>
+                  <pic:spPr bwMode="auto">
+                    <a:xfrm>
+                      <a:off x="0" y="0"/>
+                      <a:ext cx="3623500" cy="2219046"/>
+                    </a:xfrm>
+                    <a:prstGeom prst="rect">
+                      <a:avLst/>
+                    </a:prstGeom>
+                    <a:noFill/>
+                    <a:ln>
+                      <a:noFill/>
+                    </a:ln>
+                    <a:extLst>
+                      <a:ext uri="{53640926-AAD7-44D8-BBD7-CCE9431645EC}">
+                        <a14:shadowObscured xmlns:a14="http://schemas.microsoft.com/office/drawing/2010/main"/>
+                      </a:ext>
+                    </a:extLst>
+                  </pic:spPr>
+                </pic:pic>
+              </a:graphicData>
+            </a:graphic>
+          </wp:inline>
+        </w:drawing>
+      </w:r>
+    </w:p>
+    <w:p>
+      <w:pPr>
+        <w:ind w:firstLine="800"/>
+      </w:pPr>
+      <w:r>
+        <w:rPr>
+          <w:rFonts w:hint="eastAsia"/>
+        </w:rPr>
+        <w:lastRenderedPageBreak/>
         <w:t>2D이미지 추가 및 표정 작업</w:t>
       </w:r>
     </w:p>
@@ -288,7 +422,7 @@
                     </pic:cNvPicPr>
                   </pic:nvPicPr>
                   <pic:blipFill>
-                    <a:blip r:embed="rId7">
+                    <a:blip r:embed="rId9">
                       <a:extLst>
                         <a:ext uri="{28A0092B-C50C-407E-A947-70E740481C1C}">
                           <a14:useLocalDpi xmlns:a14="http://schemas.microsoft.com/office/drawing/2010/main" val="0"/>
@@ -343,7 +477,7 @@
                     </pic:cNvPicPr>
                   </pic:nvPicPr>
                   <pic:blipFill>
-                    <a:blip r:embed="rId8" cstate="print">
+                    <a:blip r:embed="rId10" cstate="print">
                       <a:extLst>
                         <a:ext uri="{28A0092B-C50C-407E-A947-70E740481C1C}">
                           <a14:useLocalDpi xmlns:a14="http://schemas.microsoft.com/office/drawing/2010/main" val="0"/>
@@ -372,13 +506,7 @@
         </w:drawing>
       </w:r>
     </w:p>
-    <w:p>
-      <w:pPr>
-        <w:rPr>
-          <w:rFonts w:hint="eastAsia"/>
-        </w:rPr>
-      </w:pPr>
-    </w:p>
+    <w:p/>
     <w:p/>
     <w:p/>
     <w:p>
@@ -451,7 +579,6 @@
                 <w:b/>
                 <w:bCs/>
               </w:rPr>
-              <w:lastRenderedPageBreak/>
               <w:t>문제점 정리</w:t>
             </w:r>
           </w:p>
@@ -567,11 +694,6 @@
             <w:tcW w:w="2254" w:type="dxa"/>
           </w:tcPr>
           <w:p>
-            <w:pPr>
-              <w:rPr>
-                <w:rFonts w:hint="eastAsia"/>
-              </w:rPr>
-            </w:pPr>
             <w:r>
               <w:rPr>
                 <w:rFonts w:hint="eastAsia"/>
@@ -746,7 +868,7 @@
     </w:tbl>
     <w:p/>
     <w:sectPr>
-      <w:headerReference w:type="default" r:id="rId9"/>
+      <w:headerReference w:type="default" r:id="rId11"/>
       <w:pgSz w:w="11906" w:h="16838"/>
       <w:pgMar w:top="1701" w:right="1440" w:bottom="1440" w:left="1440" w:header="851" w:footer="992" w:gutter="0"/>
       <w:cols w:space="720"/>
